--- a/downloads/documents/04 Units/Unit 02 - Individual Growth and Life Readiness - Me, My Goals, My Money/Lesson 02.21 - The 16 Career Clusters and My Top Three.docx
+++ b/downloads/documents/04 Units/Unit 02 - Individual Growth and Life Readiness - Me, My Goals, My Money/Lesson 02.21 - The 16 Career Clusters and My Top Three.docx
@@ -288,7 +288,7 @@
         <w:t xml:space="preserve"> </w:t>
       </w:r>
       <w:r>
-        <w:t xml:space="preserve">Tier 3 (FACS): career cluster, pathway, interest inventory, FACS-related cluster. See the unit vocabulary list for Turkish, Portuguese, and Spanish.</w:t>
+        <w:t xml:space="preserve">Tier 3 (FACS): career cluster, pathway, interest inventory, FACS-related cluster. See the unit vocabulary list for the Spanish column.</w:t>
       </w:r>
     </w:p>
     <w:p>
@@ -1220,7 +1220,7 @@
         <w:pStyle w:val="Compact"/>
       </w:pPr>
       <w:r>
-        <w:t xml:space="preserve">ELL: every poster has one picture per job (described in the handout so I can add an image or draw an icon); the cluster names are printed in Turkish, Portuguese, and Spanish on the match sheet (see</w:t>
+        <w:t xml:space="preserve">ELL: every poster has one picture per job (described in the handout so I can add an image or draw an icon); the cluster names are printed in Spanish on the match sheet (see</w:t>
       </w:r>
       <w:r>
         <w:t xml:space="preserve"> </w:t>

--- a/downloads/documents/04 Units/Unit 02 - Individual Growth and Life Readiness - Me, My Goals, My Money/Lesson 02.21 - The 16 Career Clusters and My Top Three.docx
+++ b/downloads/documents/04 Units/Unit 02 - Individual Growth and Life Readiness - Me, My Goals, My Money/Lesson 02.21 - The 16 Career Clusters and My Top Three.docx
@@ -1443,7 +1443,7 @@
               <w:jc w:val="left"/>
             </w:pPr>
             <w:r>
-              <w:t xml:space="preserve">Formative; clipboard checklist; summative on Unit 2 Test items 19 and 20</w:t>
+              <w:t xml:space="preserve">Formative; clipboard checklist; summative on Unit 2 Test item 20</w:t>
             </w:r>
           </w:p>
         </w:tc>

--- a/downloads/documents/04 Units/Unit 02 - Individual Growth and Life Readiness - Me, My Goals, My Money/Lesson 02.21 - The 16 Career Clusters and My Top Three.docx
+++ b/downloads/documents/04 Units/Unit 02 - Individual Growth and Life Readiness - Me, My Goals, My Money/Lesson 02.21 - The 16 Career Clusters and My Top Three.docx
@@ -71,7 +71,7 @@
         <w:t xml:space="preserve"> </w:t>
       </w:r>
       <w:r>
-        <w:t xml:space="preserve">1 class period of 40 minutes (10 minutes of it is the ClassroomStreet trading window that continues from Topic 2.4)</w:t>
+        <w:t xml:space="preserve">1 class period of 40 minutes (10 minutes of it is the Round 2 replay block of the Gilded Age Market that continues from Topic 2.4)</w:t>
       </w:r>
       <w:r>
         <w:t xml:space="preserve"> </w:t>
@@ -86,7 +86,7 @@
         <w:t xml:space="preserve"> </w:t>
       </w:r>
       <w:r>
-        <w:t xml:space="preserve">Either (classroom or FACS lab; wall space for 16 posters; devices for the trading window)</w:t>
+        <w:t xml:space="preserve">Either (classroom or FACS lab; wall space for 16 posters; a board for the Round 2 prices)</w:t>
       </w:r>
     </w:p>
     <w:p>
@@ -397,7 +397,34 @@
         <w:pStyle w:val="Compact"/>
       </w:pPr>
       <w:r>
-        <w:t xml:space="preserve">Devices for the trading window; today’s Round 2 dispatch loaded (windows 48 to 54)</w:t>
+        <w:t xml:space="preserve">The teacher’s kit,</w:t>
+      </w:r>
+      <w:r>
+        <w:t xml:space="preserve"> </w:t>
+      </w:r>
+      <w:r>
+        <w:rPr>
+          <w:rStyle w:val="VerbatimChar"/>
+        </w:rPr>
+        <w:t xml:space="preserve">Handout 02.14 - The Gilded Age Market Kit.md</w:t>
+      </w:r>
+      <w:r>
+        <w:t xml:space="preserve">, open to page 2 (the Round 7, October 1929, prices: RAIL 45, OIL 50, GAS 32, ELEC 45, STEEL 50, AUTO 30, RADIO 30) and page 3 (the Round 7 dispatch); each student’s Round 2</w:t>
+      </w:r>
+      <w:r>
+        <w:t xml:space="preserve"> </w:t>
+      </w:r>
+      <w:r>
+        <w:rPr>
+          <w:rStyle w:val="VerbatimChar"/>
+        </w:rPr>
+        <w:t xml:space="preserve">Handout 02.19 - Paper Ledger.md</w:t>
+      </w:r>
+      <w:r>
+        <w:t xml:space="preserve"> </w:t>
+      </w:r>
+      <w:r>
+        <w:t xml:space="preserve">from yesterday</w:t>
       </w:r>
     </w:p>
     <w:p>
@@ -634,29 +661,29 @@
               <w:jc w:val="left"/>
             </w:pPr>
             <w:r>
-              <w:t xml:space="preserve">1. ClassroomStreet trading window (Round 2, windows 48 to 54)</w:t>
-            </w:r>
-          </w:p>
-        </w:tc>
-        <w:tc>
-          <w:p>
-            <w:pPr>
-              <w:pStyle w:val="Compact"/>
-              <w:jc w:val="left"/>
-            </w:pPr>
-            <w:r>
-              <w:t xml:space="preserve">Open the window block and post the dispatch. Keep the room in trading mode; the posters wait. Close at 10 minutes with the reset cue.</w:t>
-            </w:r>
-          </w:p>
-        </w:tc>
-        <w:tc>
-          <w:p>
-            <w:pPr>
-              <w:pStyle w:val="Compact"/>
-              <w:jc w:val="left"/>
-            </w:pPr>
-            <w:r>
-              <w:t xml:space="preserve">Log in, read the dispatch, trade or hold, and write the Round 2, Day 2 line in the Investor Journal.</w:t>
+              <w:t xml:space="preserve">1. Round 2 replay block 2: October 1929, the crash</w:t>
+            </w:r>
+          </w:p>
+        </w:tc>
+        <w:tc>
+          <w:p>
+            <w:pPr>
+              <w:pStyle w:val="Compact"/>
+              <w:jc w:val="left"/>
+            </w:pPr>
+            <w:r>
+              <w:t xml:space="preserve">Write October 1929 and the Round 7 prices on the board (RAIL 45, OIL 50, GAS 32, ELEC 45, STEEL 50, AUTO 30, RADIO 30) and reread the last two sentences of the Round 7 dispatch. Anyone with a margin loan pays it now, in cash or in shares, by the kit’s margin rule. Keep the room in trading mode; the posters wait. Close at 10 minutes with the reset cue.</w:t>
+            </w:r>
+          </w:p>
+        </w:tc>
+        <w:tc>
+          <w:p>
+            <w:pPr>
+              <w:pStyle w:val="Compact"/>
+              <w:jc w:val="left"/>
+            </w:pPr>
+            <w:r>
+              <w:t xml:space="preserve">Write the new prices on the Round 2 ledger and work out what the holdings are worth. Settle any margin loan. Sell, hold, or buy, and log every trade. Write the Round 2, Day 2 line in the Investor Journal.</w:t>
             </w:r>
           </w:p>
         </w:tc>
@@ -1292,7 +1319,7 @@
         <w:pStyle w:val="Compact"/>
       </w:pPr>
       <w:r>
-        <w:t xml:space="preserve">No-device alternative for the trading window: the paper window from Lesson 2.20 (</w:t>
+        <w:t xml:space="preserve">No-kitchen or no-machine alternative: not a lab, and no device is needed; the Round 2 block is on paper (</w:t>
       </w:r>
       <w:r>
         <w:rPr>
@@ -1301,10 +1328,19 @@
         <w:t xml:space="preserve">Handout 02.19 - Paper Ledger.md</w:t>
       </w:r>
       <w:r>
-        <w:t xml:space="preserve"> </w:t>
-      </w:r>
-      <w:r>
-        <w:t xml:space="preserve">and the price table). No-wall-space alternative for the walk: the posters become a 16-card deck at each table and groups pass the cards on the cue.</w:t>
+        <w:t xml:space="preserve">, prices from</w:t>
+      </w:r>
+      <w:r>
+        <w:t xml:space="preserve"> </w:t>
+      </w:r>
+      <w:r>
+        <w:rPr>
+          <w:rStyle w:val="VerbatimChar"/>
+        </w:rPr>
+        <w:t xml:space="preserve">Handout 02.14 - The Gilded Age Market Kit.md</w:t>
+      </w:r>
+      <w:r>
+        <w:t xml:space="preserve">). No-wall-space alternative for the walk: the posters become a 16-card deck at each table and groups pass the cards on the cue.</w:t>
       </w:r>
     </w:p>
     <w:p>
@@ -1720,7 +1756,7 @@
         <w:pStyle w:val="Compact"/>
       </w:pPr>
       <w:r>
-        <w:t xml:space="preserve">If the trading window runs long, shorten the walk to 12 posters (skip 7, 12, 13, and 16, which are the ones students mark No most) and say so before the timer starts. Never cut Step 4; the top three is what tomorrow needs.</w:t>
+        <w:t xml:space="preserve">If the Round 2 block runs long, shorten the walk to 12 posters (skip 7, 12, 13, and 16, which are the ones students mark No most) and say so before the timer starts. Never cut Step 4; the top three is what tomorrow needs.</w:t>
       </w:r>
     </w:p>
     <w:p>
